--- a/public/temas/ejercicio-3/ESQUEMA TEMA 25.docx
+++ b/public/temas/ejercicio-3/ESQUEMA TEMA 25.docx
@@ -109,7 +109,7 @@
           <w:rFonts w:ascii="Cambria" w:hAnsi="Cambria" w:cs="Cambria" w:eastAsia="Cambria"/>
           <w:sz w:val="22"/>
         </w:rPr>
-        <w:t xml:space="preserve"> (en vigor 1-12-2009):</w:t>
+        <w:t xml:space="preserve"> (en vigor 1 de diciembre de 2009):</w:t>
       </w:r>
     </w:p>
     <w:p>
@@ -858,7 +858,7 @@
           <w:rFonts w:ascii="Cambria" w:hAnsi="Cambria" w:cs="Cambria" w:eastAsia="Cambria"/>
           <w:sz w:val="22"/>
         </w:rPr>
-        <w:t xml:space="preserve"> (informe anual de la Comisión, 17-9-2026):</w:t>
+        <w:t xml:space="preserve"> (informe anual de la Comisión, 17 de septiembre de 2026):</w:t>
       </w:r>
     </w:p>
     <w:p>
@@ -1621,7 +1621,7 @@
           <w:b/>
           <w:sz w:val="22"/>
         </w:rPr>
-        <w:t>30-6-2026</w:t>
+        <w:t>30 de junio de 2026</w:t>
       </w:r>
       <w:r>
         <w:rPr>
@@ -1650,7 +1650,7 @@
           <w:b/>
           <w:sz w:val="22"/>
         </w:rPr>
-        <w:t>1-7-2026</w:t>
+        <w:t>1 de julio de 2026</w:t>
       </w:r>
       <w:r>
         <w:rPr>
